--- a/test_data/smlouva23_anon.docx
+++ b/test_data/smlouva23_anon.docx
@@ -154,425 +154,425 @@
         </w:numPr>
       </w:pPr>
       <w:r>
-        <w:t>[[PERSON_12]] – „bez [[PERSON_12]]“, „o [[PERSON_12]]“</w:t>
-      </w:r>
-    </w:p>
-    <w:p>
-      <w:pPr>
-        <w:numPr>
-          <w:ilvl w:val="0"/>
-          <w:numId w:val="1"/>
-        </w:numPr>
-      </w:pPr>
-      <w:r>
-        <w:t>[[PERSON_13]] – „o [[PERSON_13]]“, „s [[PERSON_13]]“</w:t>
-      </w:r>
-    </w:p>
-    <w:p>
-      <w:pPr>
-        <w:numPr>
-          <w:ilvl w:val="0"/>
-          <w:numId w:val="1"/>
-        </w:numPr>
-      </w:pPr>
-      <w:r>
-        <w:t>[[PERSON_14]] – „bez [[PERSON_14]]“, „k [[PERSON_14]]“</w:t>
-      </w:r>
-    </w:p>
-    <w:p>
-      <w:pPr>
-        <w:numPr>
-          <w:ilvl w:val="0"/>
-          <w:numId w:val="1"/>
-        </w:numPr>
-      </w:pPr>
-      <w:r>
-        <w:t>[[PERSON_15]] – „o [[PERSON_15]]“, „s [[PERSON_15]]“</w:t>
-      </w:r>
-    </w:p>
-    <w:p>
-      <w:pPr>
-        <w:numPr>
-          <w:ilvl w:val="0"/>
-          <w:numId w:val="1"/>
-        </w:numPr>
-      </w:pPr>
-      <w:r>
-        <w:t>[[PERSON_16]] – „bez [[PERSON_16]]“, „k [[PERSON_16]]“</w:t>
-      </w:r>
-    </w:p>
-    <w:p>
-      <w:pPr>
-        <w:numPr>
-          <w:ilvl w:val="0"/>
-          <w:numId w:val="1"/>
-        </w:numPr>
-      </w:pPr>
-      <w:r>
-        <w:t>[[PERSON_17]] – „o [[PERSON_17]]“, „s [[PERSON_17]]“</w:t>
-      </w:r>
-    </w:p>
-    <w:p>
-      <w:pPr>
-        <w:numPr>
-          <w:ilvl w:val="0"/>
-          <w:numId w:val="1"/>
-        </w:numPr>
-      </w:pPr>
-      <w:r>
-        <w:t>[[PERSON_18]] – „bez [[PERSON_18]]“, „k [[PERSON_18]]“</w:t>
-      </w:r>
-    </w:p>
-    <w:p>
-      <w:pPr>
-        <w:numPr>
-          <w:ilvl w:val="0"/>
-          <w:numId w:val="1"/>
-        </w:numPr>
-      </w:pPr>
-      <w:r>
-        <w:t>[[PERSON_19]] – „o [[PERSON_19]]“, „s [[PERSON_19]]“</w:t>
-      </w:r>
-    </w:p>
-    <w:p>
-      <w:pPr>
-        <w:numPr>
-          <w:ilvl w:val="0"/>
-          <w:numId w:val="1"/>
-        </w:numPr>
-      </w:pPr>
-      <w:r>
-        <w:t>[[PERSON_20]] – „bez [[PERSON_20]]“, „k [[PERSON_20]]“</w:t>
-      </w:r>
-    </w:p>
-    <w:p>
-      <w:pPr>
-        <w:numPr>
-          <w:ilvl w:val="0"/>
-          <w:numId w:val="1"/>
-        </w:numPr>
-      </w:pPr>
-      <w:r>
-        <w:t>[[PERSON_21]] – „bez [[PERSON_21]]“, „o [[PERSON_21]]“</w:t>
-      </w:r>
-    </w:p>
-    <w:p>
-      <w:pPr>
-        <w:numPr>
-          <w:ilvl w:val="0"/>
-          <w:numId w:val="1"/>
-        </w:numPr>
-      </w:pPr>
-      <w:r>
-        <w:t>[[PERSON_22]] – „o [[PERSON_22]]“, „se [[PERSON_22]]“</w:t>
-      </w:r>
-    </w:p>
-    <w:p>
-      <w:pPr>
-        <w:numPr>
-          <w:ilvl w:val="0"/>
-          <w:numId w:val="1"/>
-        </w:numPr>
-      </w:pPr>
-      <w:r>
-        <w:t>[[PERSON_23]] – „bez [[PERSON_23]]“, „k [[PERSON_23]]“</w:t>
-      </w:r>
-    </w:p>
-    <w:p>
-      <w:pPr>
-        <w:numPr>
-          <w:ilvl w:val="0"/>
-          <w:numId w:val="1"/>
-        </w:numPr>
-      </w:pPr>
-      <w:r>
-        <w:t>[[PERSON_24]] – „o [[PERSON_24]]“, „s [[PERSON_24]]“</w:t>
-      </w:r>
-    </w:p>
-    <w:p>
-      <w:pPr>
-        <w:numPr>
-          <w:ilvl w:val="0"/>
-          <w:numId w:val="1"/>
-        </w:numPr>
-      </w:pPr>
-      <w:r>
-        <w:t>[[PERSON_25]] – „bez [[PERSON_25]]“, „k [[PERSON_25]]“</w:t>
-      </w:r>
-    </w:p>
-    <w:p>
-      <w:pPr>
-        <w:numPr>
-          <w:ilvl w:val="0"/>
-          <w:numId w:val="1"/>
-        </w:numPr>
-      </w:pPr>
-      <w:r>
-        <w:t>[[PERSON_26]] – „o [[PERSON_26]]“, „s [[PERSON_26]]“</w:t>
-      </w:r>
-    </w:p>
-    <w:p>
-      <w:pPr>
-        <w:numPr>
-          <w:ilvl w:val="0"/>
-          <w:numId w:val="1"/>
-        </w:numPr>
-      </w:pPr>
-      <w:r>
-        <w:t>[[PERSON_27]] – „bez [[PERSON_27]]“, „o [[PERSON_27]]“</w:t>
-      </w:r>
-    </w:p>
-    <w:p>
-      <w:pPr>
-        <w:numPr>
-          <w:ilvl w:val="0"/>
-          <w:numId w:val="1"/>
-        </w:numPr>
-      </w:pPr>
-      <w:r>
-        <w:t>[[PERSON_28]] – „o [[PERSON_28]]“, „s [[PERSON_28]]“</w:t>
-      </w:r>
-    </w:p>
-    <w:p>
-      <w:pPr>
-        <w:numPr>
-          <w:ilvl w:val="0"/>
-          <w:numId w:val="1"/>
-        </w:numPr>
-      </w:pPr>
-      <w:r>
-        <w:t>[[PERSON_29]] – „bez [[PERSON_29]]“, „k [[PERSON_29]]“</w:t>
-      </w:r>
-    </w:p>
-    <w:p>
-      <w:pPr>
-        <w:numPr>
-          <w:ilvl w:val="0"/>
-          <w:numId w:val="1"/>
-        </w:numPr>
-      </w:pPr>
-      <w:r>
-        <w:t>[[PERSON_30]] – „o [[PERSON_30]]“, „s [[PERSON_30]]“</w:t>
-      </w:r>
-    </w:p>
-    <w:p>
-      <w:pPr>
-        <w:numPr>
-          <w:ilvl w:val="0"/>
-          <w:numId w:val="1"/>
-        </w:numPr>
-      </w:pPr>
-      <w:r>
-        <w:t>[[PERSON_31]] – „bez [[PERSON_31]]“, „k [[PERSON_31]]“</w:t>
-      </w:r>
-    </w:p>
-    <w:p>
-      <w:pPr>
-        <w:numPr>
-          <w:ilvl w:val="0"/>
-          <w:numId w:val="1"/>
-        </w:numPr>
-      </w:pPr>
-      <w:r>
-        <w:t>[[PERSON_32]] – „o [[PERSON_32]]“, „s [[PERSON_32]]“</w:t>
-      </w:r>
-    </w:p>
-    <w:p>
-      <w:pPr>
-        <w:numPr>
-          <w:ilvl w:val="0"/>
-          <w:numId w:val="1"/>
-        </w:numPr>
-      </w:pPr>
-      <w:r>
-        <w:t>[[PERSON_33]] – „bez [[PERSON_33]]“, „k [[PERSON_33]]“</w:t>
-      </w:r>
-    </w:p>
-    <w:p>
-      <w:pPr>
-        <w:numPr>
-          <w:ilvl w:val="0"/>
-          <w:numId w:val="1"/>
-        </w:numPr>
-      </w:pPr>
-      <w:r>
-        <w:t>[[PERSON_34]] – „o [[PERSON_34]]“, „s Ritą [[PERSON_34]]“</w:t>
-      </w:r>
-    </w:p>
-    <w:p>
-      <w:pPr>
-        <w:numPr>
-          <w:ilvl w:val="0"/>
-          <w:numId w:val="1"/>
-        </w:numPr>
-      </w:pPr>
-      <w:r>
-        <w:t>[[PERSON_35]] – „bez [[PERSON_35]]“, „o [[PERSON_35]]“</w:t>
-      </w:r>
-    </w:p>
-    <w:p>
-      <w:pPr>
-        <w:numPr>
-          <w:ilvl w:val="0"/>
-          <w:numId w:val="1"/>
-        </w:numPr>
-      </w:pPr>
-      <w:r>
-        <w:t>[[PERSON_36]] – „o [[PERSON_36]]“, „s [[PERSON_36]]“</w:t>
-      </w:r>
-    </w:p>
-    <w:p>
-      <w:pPr>
-        <w:numPr>
-          <w:ilvl w:val="0"/>
-          <w:numId w:val="1"/>
-        </w:numPr>
-      </w:pPr>
-      <w:r>
-        <w:t>[[PERSON_37]] – „bez [[PERSON_37]]“, „k [[PERSON_37]]“</w:t>
-      </w:r>
-    </w:p>
-    <w:p>
-      <w:pPr>
-        <w:numPr>
-          <w:ilvl w:val="0"/>
-          <w:numId w:val="1"/>
-        </w:numPr>
-      </w:pPr>
-      <w:r>
-        <w:t>[[PERSON_38]] – „o [[PERSON_38]]“, „s [[PERSON_38]]“</w:t>
-      </w:r>
-    </w:p>
-    <w:p>
-      <w:pPr>
-        <w:numPr>
-          <w:ilvl w:val="0"/>
-          <w:numId w:val="1"/>
-        </w:numPr>
-      </w:pPr>
-      <w:r>
-        <w:t>[[PERSON_39]] – „bez [[PERSON_39]]“, „k [[PERSON_39]]“</w:t>
-      </w:r>
-    </w:p>
-    <w:p>
-      <w:pPr>
-        <w:numPr>
-          <w:ilvl w:val="0"/>
-          <w:numId w:val="1"/>
-        </w:numPr>
-      </w:pPr>
-      <w:r>
-        <w:t>[[PERSON_40]] – „o [[PERSON_40]]“, „s [[PERSON_40]]“</w:t>
-      </w:r>
-    </w:p>
-    <w:p>
-      <w:pPr>
-        <w:numPr>
-          <w:ilvl w:val="0"/>
-          <w:numId w:val="1"/>
-        </w:numPr>
-      </w:pPr>
-      <w:r>
-        <w:t>[[PERSON_41]] – „bez [[PERSON_41]]“, „k [[PERSON_41]]“</w:t>
-      </w:r>
-    </w:p>
-    <w:p>
-      <w:pPr>
-        <w:numPr>
-          <w:ilvl w:val="0"/>
-          <w:numId w:val="1"/>
-        </w:numPr>
-      </w:pPr>
-      <w:r>
-        <w:t>[[PERSON_42]] – „o [[PERSON_42]]“, „s [[PERSON_42]]“</w:t>
-      </w:r>
-    </w:p>
-    <w:p>
-      <w:pPr>
-        <w:numPr>
-          <w:ilvl w:val="0"/>
-          <w:numId w:val="1"/>
-        </w:numPr>
-      </w:pPr>
-      <w:r>
-        <w:t>[[PERSON_43]] – „bez [[PERSON_43]]“, „k [[PERSON_43]]“</w:t>
-      </w:r>
-    </w:p>
-    <w:p>
-      <w:pPr>
-        <w:numPr>
-          <w:ilvl w:val="0"/>
-          <w:numId w:val="1"/>
-        </w:numPr>
-      </w:pPr>
-      <w:r>
-        <w:t>[[PERSON_44]] – „o [[PERSON_44]]“, „s [[PERSON_44]]“</w:t>
-      </w:r>
-    </w:p>
-    <w:p>
-      <w:pPr>
-        <w:numPr>
-          <w:ilvl w:val="0"/>
-          <w:numId w:val="1"/>
-        </w:numPr>
-      </w:pPr>
-      <w:r>
-        <w:t>[[PERSON_45]] – „bez [[PERSON_45]]“, „k [[PERSON_45]]“</w:t>
-      </w:r>
-    </w:p>
-    <w:p>
-      <w:pPr>
-        <w:numPr>
-          <w:ilvl w:val="0"/>
-          <w:numId w:val="1"/>
-        </w:numPr>
-      </w:pPr>
-      <w:r>
-        <w:t>[[PERSON_46]] – „o [[PERSON_46]]“, „s [[PERSON_46]]“</w:t>
-      </w:r>
-    </w:p>
-    <w:p>
-      <w:pPr>
-        <w:numPr>
-          <w:ilvl w:val="0"/>
-          <w:numId w:val="1"/>
-        </w:numPr>
-      </w:pPr>
-      <w:r>
-        <w:t>[[PERSON_47]] – „bez [[PERSON_47]]“, „k [[PERSON_47]]“</w:t>
-      </w:r>
-    </w:p>
-    <w:p>
-      <w:pPr>
-        <w:numPr>
-          <w:ilvl w:val="0"/>
-          <w:numId w:val="1"/>
-        </w:numPr>
-      </w:pPr>
-      <w:r>
-        <w:t>[[PERSON_48]] – „o [[PERSON_48]]“, „s [[PERSON_48]]“</w:t>
-      </w:r>
-    </w:p>
-    <w:p>
-      <w:pPr>
-        <w:numPr>
-          <w:ilvl w:val="0"/>
-          <w:numId w:val="1"/>
-        </w:numPr>
-      </w:pPr>
-      <w:r>
-        <w:t>[[PERSON_49]] – „bez [[PERSON_49]]“, „k [[PERSON_49]]“</w:t>
-      </w:r>
-    </w:p>
-    <w:p>
-      <w:pPr>
-        <w:numPr>
-          <w:ilvl w:val="0"/>
-          <w:numId w:val="1"/>
-        </w:numPr>
-      </w:pPr>
-      <w:r>
-        <w:t>[[PERSON_50]] – „o [[PERSON_50]]“, „s [[PERSON_50]]“</w:t>
+        <w:t>[[PERSON_13]] – „bez [[PERSON_13]]“, „o [[PERSON_12]]“</w:t>
+      </w:r>
+    </w:p>
+    <w:p>
+      <w:pPr>
+        <w:numPr>
+          <w:ilvl w:val="0"/>
+          <w:numId w:val="1"/>
+        </w:numPr>
+      </w:pPr>
+      <w:r>
+        <w:t>[[PERSON_14]] – „o [[PERSON_14]]“, „s [[PERSON_14]]“</w:t>
+      </w:r>
+    </w:p>
+    <w:p>
+      <w:pPr>
+        <w:numPr>
+          <w:ilvl w:val="0"/>
+          <w:numId w:val="1"/>
+        </w:numPr>
+      </w:pPr>
+      <w:r>
+        <w:t>[[PERSON_15]] – „bez [[PERSON_15]]“, „k [[PERSON_15]]“</w:t>
+      </w:r>
+    </w:p>
+    <w:p>
+      <w:pPr>
+        <w:numPr>
+          <w:ilvl w:val="0"/>
+          <w:numId w:val="1"/>
+        </w:numPr>
+      </w:pPr>
+      <w:r>
+        <w:t>[[PERSON_16]] – „o [[PERSON_16]]“, „s [[PERSON_16]]“</w:t>
+      </w:r>
+    </w:p>
+    <w:p>
+      <w:pPr>
+        <w:numPr>
+          <w:ilvl w:val="0"/>
+          <w:numId w:val="1"/>
+        </w:numPr>
+      </w:pPr>
+      <w:r>
+        <w:t>[[PERSON_17]] – „bez [[PERSON_17]]“, „k [[PERSON_17]]“</w:t>
+      </w:r>
+    </w:p>
+    <w:p>
+      <w:pPr>
+        <w:numPr>
+          <w:ilvl w:val="0"/>
+          <w:numId w:val="1"/>
+        </w:numPr>
+      </w:pPr>
+      <w:r>
+        <w:t>[[PERSON_18]] – „o [[PERSON_18]]“, „s [[PERSON_18]]“</w:t>
+      </w:r>
+    </w:p>
+    <w:p>
+      <w:pPr>
+        <w:numPr>
+          <w:ilvl w:val="0"/>
+          <w:numId w:val="1"/>
+        </w:numPr>
+      </w:pPr>
+      <w:r>
+        <w:t>[[PERSON_19]] – „bez [[PERSON_19]]“, „k [[PERSON_19]]“</w:t>
+      </w:r>
+    </w:p>
+    <w:p>
+      <w:pPr>
+        <w:numPr>
+          <w:ilvl w:val="0"/>
+          <w:numId w:val="1"/>
+        </w:numPr>
+      </w:pPr>
+      <w:r>
+        <w:t>[[PERSON_20]] – „o [[PERSON_20]]“, „s [[PERSON_20]]“</w:t>
+      </w:r>
+    </w:p>
+    <w:p>
+      <w:pPr>
+        <w:numPr>
+          <w:ilvl w:val="0"/>
+          <w:numId w:val="1"/>
+        </w:numPr>
+      </w:pPr>
+      <w:r>
+        <w:t>[[PERSON_21]] – „bez [[PERSON_21]]“, „k [[PERSON_21]]“</w:t>
+      </w:r>
+    </w:p>
+    <w:p>
+      <w:pPr>
+        <w:numPr>
+          <w:ilvl w:val="0"/>
+          <w:numId w:val="1"/>
+        </w:numPr>
+      </w:pPr>
+      <w:r>
+        <w:t>[[PERSON_22]] – „bez [[PERSON_22]]“, „o [[PERSON_22]]“</w:t>
+      </w:r>
+    </w:p>
+    <w:p>
+      <w:pPr>
+        <w:numPr>
+          <w:ilvl w:val="0"/>
+          <w:numId w:val="1"/>
+        </w:numPr>
+      </w:pPr>
+      <w:r>
+        <w:t>[[PERSON_23]] – „o [[PERSON_23]]“, „se [[PERSON_23]]“</w:t>
+      </w:r>
+    </w:p>
+    <w:p>
+      <w:pPr>
+        <w:numPr>
+          <w:ilvl w:val="0"/>
+          <w:numId w:val="1"/>
+        </w:numPr>
+      </w:pPr>
+      <w:r>
+        <w:t>[[PERSON_24]] – „bez [[PERSON_24]]“, „k [[PERSON_24]]“</w:t>
+      </w:r>
+    </w:p>
+    <w:p>
+      <w:pPr>
+        <w:numPr>
+          <w:ilvl w:val="0"/>
+          <w:numId w:val="1"/>
+        </w:numPr>
+      </w:pPr>
+      <w:r>
+        <w:t>[[PERSON_25]] – „o [[PERSON_26]]“, „s [[PERSON_25]]“</w:t>
+      </w:r>
+    </w:p>
+    <w:p>
+      <w:pPr>
+        <w:numPr>
+          <w:ilvl w:val="0"/>
+          <w:numId w:val="1"/>
+        </w:numPr>
+      </w:pPr>
+      <w:r>
+        <w:t>[[PERSON_28]] – „bez [[PERSON_28]]“, „k [[PERSON_28]]“</w:t>
+      </w:r>
+    </w:p>
+    <w:p>
+      <w:pPr>
+        <w:numPr>
+          <w:ilvl w:val="0"/>
+          <w:numId w:val="1"/>
+        </w:numPr>
+      </w:pPr>
+      <w:r>
+        <w:t>[[PERSON_29]] – „o [[PERSON_29]]“, „s [[PERSON_29]]“</w:t>
+      </w:r>
+    </w:p>
+    <w:p>
+      <w:pPr>
+        <w:numPr>
+          <w:ilvl w:val="0"/>
+          <w:numId w:val="1"/>
+        </w:numPr>
+      </w:pPr>
+      <w:r>
+        <w:t>[[PERSON_30]] – „bez [[PERSON_30]]“, „o [[PERSON_30]]“</w:t>
+      </w:r>
+    </w:p>
+    <w:p>
+      <w:pPr>
+        <w:numPr>
+          <w:ilvl w:val="0"/>
+          <w:numId w:val="1"/>
+        </w:numPr>
+      </w:pPr>
+      <w:r>
+        <w:t>[[PERSON_31]] – „o [[PERSON_31]]“, „s [[PERSON_31]]“</w:t>
+      </w:r>
+    </w:p>
+    <w:p>
+      <w:pPr>
+        <w:numPr>
+          <w:ilvl w:val="0"/>
+          <w:numId w:val="1"/>
+        </w:numPr>
+      </w:pPr>
+      <w:r>
+        <w:t>[[PERSON_32]] – „bez [[PERSON_32]]“, „k [[PERSON_32]]“</w:t>
+      </w:r>
+    </w:p>
+    <w:p>
+      <w:pPr>
+        <w:numPr>
+          <w:ilvl w:val="0"/>
+          <w:numId w:val="1"/>
+        </w:numPr>
+      </w:pPr>
+      <w:r>
+        <w:t>[[PERSON_33]] – „o [[PERSON_33]]“, „s [[PERSON_33]]“</w:t>
+      </w:r>
+    </w:p>
+    <w:p>
+      <w:pPr>
+        <w:numPr>
+          <w:ilvl w:val="0"/>
+          <w:numId w:val="1"/>
+        </w:numPr>
+      </w:pPr>
+      <w:r>
+        <w:t>[[PERSON_34]] – „bez [[PERSON_34]]“, „k [[PERSON_34]]“</w:t>
+      </w:r>
+    </w:p>
+    <w:p>
+      <w:pPr>
+        <w:numPr>
+          <w:ilvl w:val="0"/>
+          <w:numId w:val="1"/>
+        </w:numPr>
+      </w:pPr>
+      <w:r>
+        <w:t>[[PERSON_35]] – „o [[PERSON_35]]“, „s [[PERSON_35]]“</w:t>
+      </w:r>
+    </w:p>
+    <w:p>
+      <w:pPr>
+        <w:numPr>
+          <w:ilvl w:val="0"/>
+          <w:numId w:val="1"/>
+        </w:numPr>
+      </w:pPr>
+      <w:r>
+        <w:t>[[PERSON_36]] – „bez [[PERSON_36]]“, „k [[PERSON_36]]“</w:t>
+      </w:r>
+    </w:p>
+    <w:p>
+      <w:pPr>
+        <w:numPr>
+          <w:ilvl w:val="0"/>
+          <w:numId w:val="1"/>
+        </w:numPr>
+      </w:pPr>
+      <w:r>
+        <w:t>[[PERSON_37]] – „o [[PERSON_37]]“, „s Ritą [[PERSON_37]]“</w:t>
+      </w:r>
+    </w:p>
+    <w:p>
+      <w:pPr>
+        <w:numPr>
+          <w:ilvl w:val="0"/>
+          <w:numId w:val="1"/>
+        </w:numPr>
+      </w:pPr>
+      <w:r>
+        <w:t>[[PERSON_38]] – „bez [[PERSON_38]]“, „o [[PERSON_38]]“</w:t>
+      </w:r>
+    </w:p>
+    <w:p>
+      <w:pPr>
+        <w:numPr>
+          <w:ilvl w:val="0"/>
+          <w:numId w:val="1"/>
+        </w:numPr>
+      </w:pPr>
+      <w:r>
+        <w:t>[[PERSON_39]] – „o [[PERSON_39]]“, „s [[PERSON_39]]“</w:t>
+      </w:r>
+    </w:p>
+    <w:p>
+      <w:pPr>
+        <w:numPr>
+          <w:ilvl w:val="0"/>
+          <w:numId w:val="1"/>
+        </w:numPr>
+      </w:pPr>
+      <w:r>
+        <w:t>[[PERSON_40]] – „bez [[PERSON_40]]“, „k [[PERSON_40]]“</w:t>
+      </w:r>
+    </w:p>
+    <w:p>
+      <w:pPr>
+        <w:numPr>
+          <w:ilvl w:val="0"/>
+          <w:numId w:val="1"/>
+        </w:numPr>
+      </w:pPr>
+      <w:r>
+        <w:t>[[PERSON_41]] – „o [[PERSON_41]]“, „s [[PERSON_41]]“</w:t>
+      </w:r>
+    </w:p>
+    <w:p>
+      <w:pPr>
+        <w:numPr>
+          <w:ilvl w:val="0"/>
+          <w:numId w:val="1"/>
+        </w:numPr>
+      </w:pPr>
+      <w:r>
+        <w:t>[[PERSON_42]] – „bez [[PERSON_42]]“, „k [[PERSON_42]]“</w:t>
+      </w:r>
+    </w:p>
+    <w:p>
+      <w:pPr>
+        <w:numPr>
+          <w:ilvl w:val="0"/>
+          <w:numId w:val="1"/>
+        </w:numPr>
+      </w:pPr>
+      <w:r>
+        <w:t>[[PERSON_43]] – „o [[PERSON_43]]“, „s [[PERSON_43]]“</w:t>
+      </w:r>
+    </w:p>
+    <w:p>
+      <w:pPr>
+        <w:numPr>
+          <w:ilvl w:val="0"/>
+          <w:numId w:val="1"/>
+        </w:numPr>
+      </w:pPr>
+      <w:r>
+        <w:t>[[PERSON_44]] – „bez [[PERSON_44]]“, „k [[PERSON_44]]“</w:t>
+      </w:r>
+    </w:p>
+    <w:p>
+      <w:pPr>
+        <w:numPr>
+          <w:ilvl w:val="0"/>
+          <w:numId w:val="1"/>
+        </w:numPr>
+      </w:pPr>
+      <w:r>
+        <w:t>[[PERSON_45]] – „o [[PERSON_45]]“, „s [[PERSON_45]]“</w:t>
+      </w:r>
+    </w:p>
+    <w:p>
+      <w:pPr>
+        <w:numPr>
+          <w:ilvl w:val="0"/>
+          <w:numId w:val="1"/>
+        </w:numPr>
+      </w:pPr>
+      <w:r>
+        <w:t>[[PERSON_46]] – „bez [[PERSON_46]]“, „k [[PERSON_46]]“</w:t>
+      </w:r>
+    </w:p>
+    <w:p>
+      <w:pPr>
+        <w:numPr>
+          <w:ilvl w:val="0"/>
+          <w:numId w:val="1"/>
+        </w:numPr>
+      </w:pPr>
+      <w:r>
+        <w:t>[[PERSON_47]] – „o [[PERSON_47]]“, „s [[PERSON_47]]“</w:t>
+      </w:r>
+    </w:p>
+    <w:p>
+      <w:pPr>
+        <w:numPr>
+          <w:ilvl w:val="0"/>
+          <w:numId w:val="1"/>
+        </w:numPr>
+      </w:pPr>
+      <w:r>
+        <w:t>[[PERSON_48]] – „bez [[PERSON_48]]“, „k [[PERSON_48]]“</w:t>
+      </w:r>
+    </w:p>
+    <w:p>
+      <w:pPr>
+        <w:numPr>
+          <w:ilvl w:val="0"/>
+          <w:numId w:val="1"/>
+        </w:numPr>
+      </w:pPr>
+      <w:r>
+        <w:t>[[PERSON_49]] – „o [[PERSON_49]]“, „s [[PERSON_49]]“</w:t>
+      </w:r>
+    </w:p>
+    <w:p>
+      <w:pPr>
+        <w:numPr>
+          <w:ilvl w:val="0"/>
+          <w:numId w:val="1"/>
+        </w:numPr>
+      </w:pPr>
+      <w:r>
+        <w:t>[[PERSON_50]] – „bez [[PERSON_50]]“, „k [[PERSON_50]]“</w:t>
+      </w:r>
+    </w:p>
+    <w:p>
+      <w:pPr>
+        <w:numPr>
+          <w:ilvl w:val="0"/>
+          <w:numId w:val="1"/>
+        </w:numPr>
+      </w:pPr>
+      <w:r>
+        <w:t>[[PERSON_51]] – „o [[PERSON_51]]“, „s [[PERSON_51]]“</w:t>
+      </w:r>
+    </w:p>
+    <w:p>
+      <w:pPr>
+        <w:numPr>
+          <w:ilvl w:val="0"/>
+          <w:numId w:val="1"/>
+        </w:numPr>
+      </w:pPr>
+      <w:r>
+        <w:t>[[PERSON_52]] – „bez [[PERSON_52]]“, „k [[PERSON_52]]“</w:t>
+      </w:r>
+    </w:p>
+    <w:p>
+      <w:pPr>
+        <w:numPr>
+          <w:ilvl w:val="0"/>
+          <w:numId w:val="1"/>
+        </w:numPr>
+      </w:pPr>
+      <w:r>
+        <w:t>[[PERSON_53]] – „o [[PERSON_53]]“, „s [[PERSON_53]]“</w:t>
       </w:r>
     </w:p>
     <w:p>
@@ -613,39 +613,6 @@
         </w:numPr>
       </w:pPr>
       <w:r>
-        <w:t>[[PERSON_51]] – „bez [[PERSON_51]]“, „k [[PERSON_51]]“</w:t>
-      </w:r>
-    </w:p>
-    <w:p>
-      <w:pPr>
-        <w:numPr>
-          <w:ilvl w:val="0"/>
-          <w:numId w:val="2"/>
-        </w:numPr>
-      </w:pPr>
-      <w:r>
-        <w:t>[[PERSON_52]] – „bez [[PERSON_52]]“, „o [[PERSON_52]]“</w:t>
-      </w:r>
-    </w:p>
-    <w:p>
-      <w:pPr>
-        <w:numPr>
-          <w:ilvl w:val="0"/>
-          <w:numId w:val="2"/>
-        </w:numPr>
-      </w:pPr>
-      <w:r>
-        <w:t>[[PERSON_53]] – „bez [[PERSON_53]]“, „k [[PERSON_53]]“</w:t>
-      </w:r>
-    </w:p>
-    <w:p>
-      <w:pPr>
-        <w:numPr>
-          <w:ilvl w:val="0"/>
-          <w:numId w:val="2"/>
-        </w:numPr>
-      </w:pPr>
-      <w:r>
         <w:t>[[PERSON_54]] – „bez [[PERSON_54]]“, „k [[PERSON_54]]“</w:t>
       </w:r>
     </w:p>
@@ -657,7 +624,7 @@
         </w:numPr>
       </w:pPr>
       <w:r>
-        <w:t>[[PERSON_55]] – „bez [[PERSON_55]]“, „k [[PERSON_55]]“</w:t>
+        <w:t>[[PERSON_55]] – „bez [[PERSON_55]]“, „o [[PERSON_55]]“</w:t>
       </w:r>
     </w:p>
     <w:p>
@@ -734,24 +701,6 @@
         </w:numPr>
       </w:pPr>
       <w:r>
-        <w:rPr>
-          <w:b/>
-          <w:bCs/>
-        </w:rPr>
-        <w:t>Olda Skála</w:t>
-      </w:r>
-      <w:r>
-        <w:t xml:space="preserve"> – „bez Oldy Skály“, „k Oldovi Skálovi“</w:t>
-      </w:r>
-    </w:p>
-    <w:p>
-      <w:pPr>
-        <w:numPr>
-          <w:ilvl w:val="0"/>
-          <w:numId w:val="2"/>
-        </w:numPr>
-      </w:pPr>
-      <w:r>
         <w:t>[[PERSON_62]] – „bez [[PERSON_62]]“, „k [[PERSON_62]]“</w:t>
       </w:r>
     </w:p>
@@ -785,17 +734,6 @@
         </w:numPr>
       </w:pPr>
       <w:r>
-        <w:t>[[PERSON_65]] – „bez [[PERSON_65]]“, „k [[PERSON_65]]“</w:t>
-      </w:r>
-    </w:p>
-    <w:p>
-      <w:pPr>
-        <w:numPr>
-          <w:ilvl w:val="0"/>
-          <w:numId w:val="2"/>
-        </w:numPr>
-      </w:pPr>
-      <w:r>
         <w:t>[[PERSON_66]] – „bez [[PERSON_66]]“, „k [[PERSON_66]]“</w:t>
       </w:r>
     </w:p>
@@ -807,17 +745,6 @@
         </w:numPr>
       </w:pPr>
       <w:r>
-        <w:t>[[PERSON_67]] – „bez [[PERSON_67]]“, „k [[PERSON_67]]“</w:t>
-      </w:r>
-    </w:p>
-    <w:p>
-      <w:pPr>
-        <w:numPr>
-          <w:ilvl w:val="0"/>
-          <w:numId w:val="2"/>
-        </w:numPr>
-      </w:pPr>
-      <w:r>
         <w:t>[[PERSON_68]] – „bez [[PERSON_68]]“, „k [[PERSON_68]]“</w:t>
       </w:r>
     </w:p>
@@ -862,6 +789,28 @@
         </w:numPr>
       </w:pPr>
       <w:r>
+        <w:t>[[PERSON_72]] – „bez [[PERSON_72]]“, „k [[PERSON_72]]“</w:t>
+      </w:r>
+    </w:p>
+    <w:p>
+      <w:pPr>
+        <w:numPr>
+          <w:ilvl w:val="0"/>
+          <w:numId w:val="2"/>
+        </w:numPr>
+      </w:pPr>
+      <w:r>
+        <w:t>[[PERSON_73]] – „bez [[PERSON_73]]“, „k [[PERSON_73]]“</w:t>
+      </w:r>
+    </w:p>
+    <w:p>
+      <w:pPr>
+        <w:numPr>
+          <w:ilvl w:val="0"/>
+          <w:numId w:val="2"/>
+        </w:numPr>
+      </w:pPr>
+      <w:r>
         <w:t>[[PERSON_74]] – „bez [[PERSON_74]]“, „k [[PERSON_74]]“</w:t>
       </w:r>
     </w:p>
@@ -906,28 +855,6 @@
         </w:numPr>
       </w:pPr>
       <w:r>
-        <w:t>[[PERSON_78]] – „bez [[PERSON_78]]“, „k [[PERSON_78]]“</w:t>
-      </w:r>
-    </w:p>
-    <w:p>
-      <w:pPr>
-        <w:numPr>
-          <w:ilvl w:val="0"/>
-          <w:numId w:val="2"/>
-        </w:numPr>
-      </w:pPr>
-      <w:r>
-        <w:t>[[PERSON_79]] – „bez [[PERSON_79]]“, „k [[PERSON_79]]“</w:t>
-      </w:r>
-    </w:p>
-    <w:p>
-      <w:pPr>
-        <w:numPr>
-          <w:ilvl w:val="0"/>
-          <w:numId w:val="2"/>
-        </w:numPr>
-      </w:pPr>
-      <w:r>
         <w:t>[[PERSON_80]] – „bez [[PERSON_80]]“, „k [[PERSON_80]]“</w:t>
       </w:r>
     </w:p>
@@ -950,7 +877,29 @@
         </w:numPr>
       </w:pPr>
       <w:r>
-        <w:t>[[PERSON_84]] – „bez [[PERSON_83]]“, „k [[PERSON_82]]“</w:t>
+        <w:t>[[PERSON_82]] – „bez [[PERSON_82]]“, „k [[PERSON_82]]“</w:t>
+      </w:r>
+    </w:p>
+    <w:p>
+      <w:pPr>
+        <w:numPr>
+          <w:ilvl w:val="0"/>
+          <w:numId w:val="2"/>
+        </w:numPr>
+      </w:pPr>
+      <w:r>
+        <w:t>[[PERSON_83]] – „bez [[PERSON_83]]“, „k [[PERSON_83]]“</w:t>
+      </w:r>
+    </w:p>
+    <w:p>
+      <w:pPr>
+        <w:numPr>
+          <w:ilvl w:val="0"/>
+          <w:numId w:val="2"/>
+        </w:numPr>
+      </w:pPr>
+      <w:r>
+        <w:t>[[PERSON_84]] – „bez [[PERSON_84]]“, „k [[PERSON_84]]“</w:t>
       </w:r>
     </w:p>
     <w:p>
@@ -994,18 +943,7 @@
         </w:numPr>
       </w:pPr>
       <w:r>
-        <w:t>[[PERSON_88]] – „bez [[PERSON_88]]“, „k [[PERSON_88]]“</w:t>
-      </w:r>
-    </w:p>
-    <w:p>
-      <w:pPr>
-        <w:numPr>
-          <w:ilvl w:val="0"/>
-          <w:numId w:val="2"/>
-        </w:numPr>
-      </w:pPr>
-      <w:r>
-        <w:t>[[PERSON_90]] – „bez [[PERSON_90]]“, „k [[PERSON_90]]“</w:t>
+        <w:t>[[PERSON_90]] – „bez [[PERSON_89]]“, „k [[PERSON_88]]“</w:t>
       </w:r>
     </w:p>
     <w:p>
@@ -1060,17 +998,6 @@
         </w:numPr>
       </w:pPr>
       <w:r>
-        <w:t>[[PERSON_95]] – „bez [[PERSON_95]]“, „k [[PERSON_95]]“</w:t>
-      </w:r>
-    </w:p>
-    <w:p>
-      <w:pPr>
-        <w:numPr>
-          <w:ilvl w:val="0"/>
-          <w:numId w:val="2"/>
-        </w:numPr>
-      </w:pPr>
-      <w:r>
         <w:t>[[PERSON_96]] – „bez [[PERSON_96]]“, „k [[PERSON_96]]“</w:t>
       </w:r>
     </w:p>
@@ -1160,6 +1087,72 @@
       </w:pPr>
       <w:r>
         <w:t>[[PERSON_104]] – „bez [[PERSON_104]]“, „k [[PERSON_104]]“</w:t>
+      </w:r>
+    </w:p>
+    <w:p>
+      <w:pPr>
+        <w:numPr>
+          <w:ilvl w:val="0"/>
+          <w:numId w:val="2"/>
+        </w:numPr>
+      </w:pPr>
+      <w:r>
+        <w:t>[[PERSON_105]] – „bez [[PERSON_105]]“, „k [[PERSON_105]]“</w:t>
+      </w:r>
+    </w:p>
+    <w:p>
+      <w:pPr>
+        <w:numPr>
+          <w:ilvl w:val="0"/>
+          <w:numId w:val="2"/>
+        </w:numPr>
+      </w:pPr>
+      <w:r>
+        <w:t>[[PERSON_106]] – „bez [[PERSON_106]]“, „k [[PERSON_106]]“</w:t>
+      </w:r>
+    </w:p>
+    <w:p>
+      <w:pPr>
+        <w:numPr>
+          <w:ilvl w:val="0"/>
+          <w:numId w:val="2"/>
+        </w:numPr>
+      </w:pPr>
+      <w:r>
+        <w:t>[[PERSON_107]] – „bez [[PERSON_107]]“, „k [[PERSON_107]]“</w:t>
+      </w:r>
+    </w:p>
+    <w:p>
+      <w:pPr>
+        <w:numPr>
+          <w:ilvl w:val="0"/>
+          <w:numId w:val="2"/>
+        </w:numPr>
+      </w:pPr>
+      <w:r>
+        <w:t>[[PERSON_108]] – „bez [[PERSON_108]]“, „k [[PERSON_108]]“</w:t>
+      </w:r>
+    </w:p>
+    <w:p>
+      <w:pPr>
+        <w:numPr>
+          <w:ilvl w:val="0"/>
+          <w:numId w:val="2"/>
+        </w:numPr>
+      </w:pPr>
+      <w:r>
+        <w:t>[[PERSON_109]] – „bez [[PERSON_109]]“, „k [[PERSON_109]]“</w:t>
+      </w:r>
+    </w:p>
+    <w:p>
+      <w:pPr>
+        <w:numPr>
+          <w:ilvl w:val="0"/>
+          <w:numId w:val="2"/>
+        </w:numPr>
+      </w:pPr>
+      <w:r>
+        <w:t>[[PERSON_110]] – „bez [[PERSON_110]]“, „k [[PERSON_110]]“</w:t>
       </w:r>
     </w:p>
     <w:p/>

--- a/test_data/smlouva23_anon.docx
+++ b/test_data/smlouva23_anon.docx
@@ -286,7 +286,7 @@
         </w:numPr>
       </w:pPr>
       <w:r>
-        <w:t>[[PERSON_25]] – „o [[PERSON_26]]“, „s [[PERSON_25]]“</w:t>
+        <w:t>[[PERSON_27]] – „o [[PERSON_26]]“, „s [[PERSON_25]]“</w:t>
       </w:r>
     </w:p>
     <w:p>
@@ -734,7 +734,7 @@
         </w:numPr>
       </w:pPr>
       <w:r>
-        <w:t>[[PERSON_66]] – „bez [[PERSON_66]]“, „k [[PERSON_66]]“</w:t>
+        <w:t>[[PERSON_67]] – „bez [[PERSON_66]]“, „k [[PERSON_66]]“</w:t>
       </w:r>
     </w:p>
     <w:p>
@@ -844,7 +844,7 @@
         </w:numPr>
       </w:pPr>
       <w:r>
-        <w:t>[[PERSON_77]] – „bez [[PERSON_77]]“, „k [[PERSON_77]]“</w:t>
+        <w:t>[[PERSON_79]] – „bez [[PERSON_78]]“, „k [[PERSON_77]]“</w:t>
       </w:r>
     </w:p>
     <w:p>
@@ -987,7 +987,7 @@
         </w:numPr>
       </w:pPr>
       <w:r>
-        <w:t>[[PERSON_94]] – „bez [[PERSON_94]]“, „k [[PERSON_94]]“</w:t>
+        <w:t>[[PERSON_94]] – „bez [[PERSON_95]]“, „k [[PERSON_94]]“</w:t>
       </w:r>
     </w:p>
     <w:p>
@@ -1157,6 +1157,12 @@
     </w:p>
     <w:p/>
     <w:sectPr>
+      <w:headerReference w:type="default" r:id="rId7"/>
+      <w:footerReference w:type="default" r:id="rId8"/>
+      <w:headerReference w:type="first" r:id="rId9"/>
+      <w:footerReference w:type="first" r:id="rId10"/>
+      <w:headerReference w:type="even" r:id="rId11"/>
+      <w:footerReference w:type="even" r:id="rId12"/>
       <w:pgSz w:w="11906" w:h="16838"/>
       <w:pgMar w:top="1440" w:right="1440" w:bottom="1440" w:left="1440" w:header="708" w:footer="708" w:gutter="0"/>
       <w:cols w:space="708"/>
@@ -1164,6 +1170,66 @@
     </w:sectPr>
   </w:body>
 </w:document>
+</file>
+
+<file path=word/footer1.xml><?xml version="1.0" encoding="utf-8"?>
+<w:ftr xmlns:m="http://schemas.openxmlformats.org/officeDocument/2006/math" xmlns:mc="http://schemas.openxmlformats.org/markup-compatibility/2006" xmlns:mo="http://schemas.microsoft.com/office/mac/office/2008/main" xmlns:mv="urn:schemas-microsoft-com:mac:vml" xmlns:o="urn:schemas-microsoft-com:office:office" xmlns:r="http://schemas.openxmlformats.org/officeDocument/2006/relationships" xmlns:v="urn:schemas-microsoft-com:vml" xmlns:w10="urn:schemas-microsoft-com:office:word" xmlns:w14="http://schemas.microsoft.com/office/word/2010/wordml" xmlns:w="http://schemas.openxmlformats.org/wordprocessingml/2006/main" xmlns:wne="http://schemas.microsoft.com/office/word/2006/wordml" xmlns:wp14="http://schemas.microsoft.com/office/word/2010/wordprocessingDrawing" xmlns:wp="http://schemas.openxmlformats.org/drawingml/2006/wordprocessingDrawing" xmlns:wpc="http://schemas.microsoft.com/office/word/2010/wordprocessingCanvas" xmlns:wpg="http://schemas.microsoft.com/office/word/2010/wordprocessingGroup" xmlns:wpi="http://schemas.microsoft.com/office/word/2010/wordprocessingInk" xmlns:wps="http://schemas.microsoft.com/office/word/2010/wordprocessingShape" mc:Ignorable="w14 wp14">
+  <w:p>
+    <w:pPr>
+      <w:pStyle w:val="Footer"/>
+    </w:pPr>
+  </w:p>
+</w:ftr>
+</file>
+
+<file path=word/footer2.xml><?xml version="1.0" encoding="utf-8"?>
+<w:ftr xmlns:m="http://schemas.openxmlformats.org/officeDocument/2006/math" xmlns:mc="http://schemas.openxmlformats.org/markup-compatibility/2006" xmlns:mo="http://schemas.microsoft.com/office/mac/office/2008/main" xmlns:mv="urn:schemas-microsoft-com:mac:vml" xmlns:o="urn:schemas-microsoft-com:office:office" xmlns:r="http://schemas.openxmlformats.org/officeDocument/2006/relationships" xmlns:v="urn:schemas-microsoft-com:vml" xmlns:w10="urn:schemas-microsoft-com:office:word" xmlns:w14="http://schemas.microsoft.com/office/word/2010/wordml" xmlns:w="http://schemas.openxmlformats.org/wordprocessingml/2006/main" xmlns:wne="http://schemas.microsoft.com/office/word/2006/wordml" xmlns:wp14="http://schemas.microsoft.com/office/word/2010/wordprocessingDrawing" xmlns:wp="http://schemas.openxmlformats.org/drawingml/2006/wordprocessingDrawing" xmlns:wpc="http://schemas.microsoft.com/office/word/2010/wordprocessingCanvas" xmlns:wpg="http://schemas.microsoft.com/office/word/2010/wordprocessingGroup" xmlns:wpi="http://schemas.microsoft.com/office/word/2010/wordprocessingInk" xmlns:wps="http://schemas.microsoft.com/office/word/2010/wordprocessingShape" mc:Ignorable="w14 wp14">
+  <w:p>
+    <w:pPr>
+      <w:pStyle w:val="Footer"/>
+    </w:pPr>
+  </w:p>
+</w:ftr>
+</file>
+
+<file path=word/footer3.xml><?xml version="1.0" encoding="utf-8"?>
+<w:ftr xmlns:m="http://schemas.openxmlformats.org/officeDocument/2006/math" xmlns:mc="http://schemas.openxmlformats.org/markup-compatibility/2006" xmlns:mo="http://schemas.microsoft.com/office/mac/office/2008/main" xmlns:mv="urn:schemas-microsoft-com:mac:vml" xmlns:o="urn:schemas-microsoft-com:office:office" xmlns:r="http://schemas.openxmlformats.org/officeDocument/2006/relationships" xmlns:v="urn:schemas-microsoft-com:vml" xmlns:w10="urn:schemas-microsoft-com:office:word" xmlns:w14="http://schemas.microsoft.com/office/word/2010/wordml" xmlns:w="http://schemas.openxmlformats.org/wordprocessingml/2006/main" xmlns:wne="http://schemas.microsoft.com/office/word/2006/wordml" xmlns:wp14="http://schemas.microsoft.com/office/word/2010/wordprocessingDrawing" xmlns:wp="http://schemas.openxmlformats.org/drawingml/2006/wordprocessingDrawing" xmlns:wpc="http://schemas.microsoft.com/office/word/2010/wordprocessingCanvas" xmlns:wpg="http://schemas.microsoft.com/office/word/2010/wordprocessingGroup" xmlns:wpi="http://schemas.microsoft.com/office/word/2010/wordprocessingInk" xmlns:wps="http://schemas.microsoft.com/office/word/2010/wordprocessingShape" mc:Ignorable="w14 wp14">
+  <w:p>
+    <w:pPr>
+      <w:pStyle w:val="Footer"/>
+    </w:pPr>
+  </w:p>
+</w:ftr>
+</file>
+
+<file path=word/header1.xml><?xml version="1.0" encoding="utf-8"?>
+<w:hdr xmlns:m="http://schemas.openxmlformats.org/officeDocument/2006/math" xmlns:mc="http://schemas.openxmlformats.org/markup-compatibility/2006" xmlns:mo="http://schemas.microsoft.com/office/mac/office/2008/main" xmlns:mv="urn:schemas-microsoft-com:mac:vml" xmlns:o="urn:schemas-microsoft-com:office:office" xmlns:r="http://schemas.openxmlformats.org/officeDocument/2006/relationships" xmlns:v="urn:schemas-microsoft-com:vml" xmlns:w10="urn:schemas-microsoft-com:office:word" xmlns:w14="http://schemas.microsoft.com/office/word/2010/wordml" xmlns:w="http://schemas.openxmlformats.org/wordprocessingml/2006/main" xmlns:wne="http://schemas.microsoft.com/office/word/2006/wordml" xmlns:wp14="http://schemas.microsoft.com/office/word/2010/wordprocessingDrawing" xmlns:wp="http://schemas.openxmlformats.org/drawingml/2006/wordprocessingDrawing" xmlns:wpc="http://schemas.microsoft.com/office/word/2010/wordprocessingCanvas" xmlns:wpg="http://schemas.microsoft.com/office/word/2010/wordprocessingGroup" xmlns:wpi="http://schemas.microsoft.com/office/word/2010/wordprocessingInk" xmlns:wps="http://schemas.microsoft.com/office/word/2010/wordprocessingShape" mc:Ignorable="w14 wp14">
+  <w:p>
+    <w:pPr>
+      <w:pStyle w:val="Header"/>
+    </w:pPr>
+  </w:p>
+</w:hdr>
+</file>
+
+<file path=word/header2.xml><?xml version="1.0" encoding="utf-8"?>
+<w:hdr xmlns:m="http://schemas.openxmlformats.org/officeDocument/2006/math" xmlns:mc="http://schemas.openxmlformats.org/markup-compatibility/2006" xmlns:mo="http://schemas.microsoft.com/office/mac/office/2008/main" xmlns:mv="urn:schemas-microsoft-com:mac:vml" xmlns:o="urn:schemas-microsoft-com:office:office" xmlns:r="http://schemas.openxmlformats.org/officeDocument/2006/relationships" xmlns:v="urn:schemas-microsoft-com:vml" xmlns:w10="urn:schemas-microsoft-com:office:word" xmlns:w14="http://schemas.microsoft.com/office/word/2010/wordml" xmlns:w="http://schemas.openxmlformats.org/wordprocessingml/2006/main" xmlns:wne="http://schemas.microsoft.com/office/word/2006/wordml" xmlns:wp14="http://schemas.microsoft.com/office/word/2010/wordprocessingDrawing" xmlns:wp="http://schemas.openxmlformats.org/drawingml/2006/wordprocessingDrawing" xmlns:wpc="http://schemas.microsoft.com/office/word/2010/wordprocessingCanvas" xmlns:wpg="http://schemas.microsoft.com/office/word/2010/wordprocessingGroup" xmlns:wpi="http://schemas.microsoft.com/office/word/2010/wordprocessingInk" xmlns:wps="http://schemas.microsoft.com/office/word/2010/wordprocessingShape" mc:Ignorable="w14 wp14">
+  <w:p>
+    <w:pPr>
+      <w:pStyle w:val="Header"/>
+    </w:pPr>
+  </w:p>
+</w:hdr>
+</file>
+
+<file path=word/header3.xml><?xml version="1.0" encoding="utf-8"?>
+<w:hdr xmlns:m="http://schemas.openxmlformats.org/officeDocument/2006/math" xmlns:mc="http://schemas.openxmlformats.org/markup-compatibility/2006" xmlns:mo="http://schemas.microsoft.com/office/mac/office/2008/main" xmlns:mv="urn:schemas-microsoft-com:mac:vml" xmlns:o="urn:schemas-microsoft-com:office:office" xmlns:r="http://schemas.openxmlformats.org/officeDocument/2006/relationships" xmlns:v="urn:schemas-microsoft-com:vml" xmlns:w10="urn:schemas-microsoft-com:office:word" xmlns:w14="http://schemas.microsoft.com/office/word/2010/wordml" xmlns:w="http://schemas.openxmlformats.org/wordprocessingml/2006/main" xmlns:wne="http://schemas.microsoft.com/office/word/2006/wordml" xmlns:wp14="http://schemas.microsoft.com/office/word/2010/wordprocessingDrawing" xmlns:wp="http://schemas.openxmlformats.org/drawingml/2006/wordprocessingDrawing" xmlns:wpc="http://schemas.microsoft.com/office/word/2010/wordprocessingCanvas" xmlns:wpg="http://schemas.microsoft.com/office/word/2010/wordprocessingGroup" xmlns:wpi="http://schemas.microsoft.com/office/word/2010/wordprocessingInk" xmlns:wps="http://schemas.microsoft.com/office/word/2010/wordprocessingShape" mc:Ignorable="w14 wp14">
+  <w:p>
+    <w:pPr>
+      <w:pStyle w:val="Header"/>
+    </w:pPr>
+  </w:p>
+</w:hdr>
 </file>
 
 <file path=word/numbering.xml><?xml version="1.0" encoding="utf-8"?>

--- a/test_data/smlouva23_anon.docx
+++ b/test_data/smlouva23_anon.docx
@@ -635,18 +635,7 @@
         </w:numPr>
       </w:pPr>
       <w:r>
-        <w:t>[[PERSON_56]] – „bez [[PERSON_56]]“, „k [[PERSON_56]]“</w:t>
-      </w:r>
-    </w:p>
-    <w:p>
-      <w:pPr>
-        <w:numPr>
-          <w:ilvl w:val="0"/>
-          <w:numId w:val="2"/>
-        </w:numPr>
-      </w:pPr>
-      <w:r>
-        <w:t>[[PERSON_57]] – „bez [[PERSON_57]]“, „k [[PERSON_57]]“</w:t>
+        <w:t>[[PERSON_57]] – „bez [[PERSON_56]]“, „k [[PERSON_56]]“</w:t>
       </w:r>
     </w:p>
     <w:p>
@@ -734,18 +723,18 @@
         </w:numPr>
       </w:pPr>
       <w:r>
-        <w:t>[[PERSON_67]] – „bez [[PERSON_66]]“, „k [[PERSON_66]]“</w:t>
-      </w:r>
-    </w:p>
-    <w:p>
-      <w:pPr>
-        <w:numPr>
-          <w:ilvl w:val="0"/>
-          <w:numId w:val="2"/>
-        </w:numPr>
-      </w:pPr>
-      <w:r>
-        <w:t>[[PERSON_68]] – „bez [[PERSON_68]]“, „k [[PERSON_68]]“</w:t>
+        <w:t>[[PERSON_65]] – „bez [[PERSON_65]]“, „k [[PERSON_65]]“</w:t>
+      </w:r>
+    </w:p>
+    <w:p>
+      <w:pPr>
+        <w:numPr>
+          <w:ilvl w:val="0"/>
+          <w:numId w:val="2"/>
+        </w:numPr>
+      </w:pPr>
+      <w:r>
+        <w:t>[[PERSON_68]] – „bez [[PERSON_67]]“, „k [[PERSON_67]]“</w:t>
       </w:r>
     </w:p>
     <w:p>
@@ -844,18 +833,18 @@
         </w:numPr>
       </w:pPr>
       <w:r>
-        <w:t>[[PERSON_79]] – „bez [[PERSON_78]]“, „k [[PERSON_77]]“</w:t>
-      </w:r>
-    </w:p>
-    <w:p>
-      <w:pPr>
-        <w:numPr>
-          <w:ilvl w:val="0"/>
-          <w:numId w:val="2"/>
-        </w:numPr>
-      </w:pPr>
-      <w:r>
-        <w:t>[[PERSON_80]] – „bez [[PERSON_80]]“, „k [[PERSON_80]]“</w:t>
+        <w:t>[[PERSON_77]] – „bez [[PERSON_77]]“, „k [[PERSON_77]]“</w:t>
+      </w:r>
+    </w:p>
+    <w:p>
+      <w:pPr>
+        <w:numPr>
+          <w:ilvl w:val="0"/>
+          <w:numId w:val="2"/>
+        </w:numPr>
+      </w:pPr>
+      <w:r>
+        <w:t>[[PERSON_80]] – „bez [[PERSON_79]]“, „k [[PERSON_78]]“</w:t>
       </w:r>
     </w:p>
     <w:p>
@@ -943,18 +932,18 @@
         </w:numPr>
       </w:pPr>
       <w:r>
-        <w:t>[[PERSON_90]] – „bez [[PERSON_89]]“, „k [[PERSON_88]]“</w:t>
-      </w:r>
-    </w:p>
-    <w:p>
-      <w:pPr>
-        <w:numPr>
-          <w:ilvl w:val="0"/>
-          <w:numId w:val="2"/>
-        </w:numPr>
-      </w:pPr>
-      <w:r>
-        <w:t>[[PERSON_91]] – „bez [[PERSON_91]]“, „k [[PERSON_91]]“</w:t>
+        <w:t>[[PERSON_88]] – „bez [[PERSON_88]]“, „k [[PERSON_88]]“</w:t>
+      </w:r>
+    </w:p>
+    <w:p>
+      <w:pPr>
+        <w:numPr>
+          <w:ilvl w:val="0"/>
+          <w:numId w:val="2"/>
+        </w:numPr>
+      </w:pPr>
+      <w:r>
+        <w:t>[[PERSON_91]] – „bez [[PERSON_90]]“, „k [[PERSON_89]]“</w:t>
       </w:r>
     </w:p>
     <w:p>
@@ -987,18 +976,18 @@
         </w:numPr>
       </w:pPr>
       <w:r>
-        <w:t>[[PERSON_94]] – „bez [[PERSON_95]]“, „k [[PERSON_94]]“</w:t>
-      </w:r>
-    </w:p>
-    <w:p>
-      <w:pPr>
-        <w:numPr>
-          <w:ilvl w:val="0"/>
-          <w:numId w:val="2"/>
-        </w:numPr>
-      </w:pPr>
-      <w:r>
-        <w:t>[[PERSON_96]] – „bez [[PERSON_96]]“, „k [[PERSON_96]]“</w:t>
+        <w:t>[[PERSON_94]] – „bez [[PERSON_94]]“, „k [[PERSON_94]]“</w:t>
+      </w:r>
+    </w:p>
+    <w:p>
+      <w:pPr>
+        <w:numPr>
+          <w:ilvl w:val="0"/>
+          <w:numId w:val="2"/>
+        </w:numPr>
+      </w:pPr>
+      <w:r>
+        <w:t>[[PERSON_95]] – „bez [[PERSON_96]]“, „k [[PERSON_95]]“</w:t>
       </w:r>
     </w:p>
     <w:p>
@@ -1153,6 +1142,17 @@
       </w:pPr>
       <w:r>
         <w:t>[[PERSON_110]] – „bez [[PERSON_110]]“, „k [[PERSON_110]]“</w:t>
+      </w:r>
+    </w:p>
+    <w:p>
+      <w:pPr>
+        <w:numPr>
+          <w:ilvl w:val="0"/>
+          <w:numId w:val="2"/>
+        </w:numPr>
+      </w:pPr>
+      <w:r>
+        <w:t>[[PERSON_111]] – „bez [[PERSON_111]]“, „k [[PERSON_111]]“</w:t>
       </w:r>
     </w:p>
     <w:p/>
